--- a/klagomål/A 40041-2026 FSC-klagomål.docx
+++ b/klagomål/A 40041-2026 FSC-klagomål.docx
@@ -756,7 +756,7 @@
     <w:r>
       <w:tab/>
       <w:tab/>
-      <w:t>2026-09-29</w:t>
+      <w:t>2026-09-30</w:t>
       <w:br/>
       <w:br/>
     </w:r>

--- a/klagomål/A 40041-2026 FSC-klagomål.docx
+++ b/klagomål/A 40041-2026 FSC-klagomål.docx
@@ -756,7 +756,7 @@
     <w:r>
       <w:tab/>
       <w:tab/>
-      <w:t>2026-09-30</w:t>
+      <w:t>2026-10-01</w:t>
       <w:br/>
       <w:br/>
     </w:r>

--- a/klagomål/A 40041-2026 FSC-klagomål.docx
+++ b/klagomål/A 40041-2026 FSC-klagomål.docx
@@ -756,7 +756,7 @@
     <w:r>
       <w:tab/>
       <w:tab/>
-      <w:t>2026-10-01</w:t>
+      <w:t>2026-10-02</w:t>
       <w:br/>
       <w:br/>
     </w:r>

--- a/klagomål/A 40041-2026 FSC-klagomål.docx
+++ b/klagomål/A 40041-2026 FSC-klagomål.docx
@@ -756,7 +756,7 @@
     <w:r>
       <w:tab/>
       <w:tab/>
-      <w:t>2026-10-02</w:t>
+      <w:t>2026-10-03</w:t>
       <w:br/>
       <w:br/>
     </w:r>

--- a/klagomål/A 40041-2026 FSC-klagomål.docx
+++ b/klagomål/A 40041-2026 FSC-klagomål.docx
@@ -756,7 +756,7 @@
     <w:r>
       <w:tab/>
       <w:tab/>
-      <w:t>2026-10-03</w:t>
+      <w:t>2026-10-04</w:t>
       <w:br/>
       <w:br/>
     </w:r>

--- a/klagomål/A 40041-2026 FSC-klagomål.docx
+++ b/klagomål/A 40041-2026 FSC-klagomål.docx
@@ -756,7 +756,7 @@
     <w:r>
       <w:tab/>
       <w:tab/>
-      <w:t>2026-10-04</w:t>
+      <w:t>2026-10-05</w:t>
       <w:br/>
       <w:br/>
     </w:r>

--- a/klagomål/A 40041-2026 FSC-klagomål.docx
+++ b/klagomål/A 40041-2026 FSC-klagomål.docx
@@ -756,7 +756,7 @@
     <w:r>
       <w:tab/>
       <w:tab/>
-      <w:t>2026-10-05</w:t>
+      <w:t>2026-10-06</w:t>
       <w:br/>
       <w:br/>
     </w:r>

--- a/klagomål/A 40041-2026 FSC-klagomål.docx
+++ b/klagomål/A 40041-2026 FSC-klagomål.docx
@@ -756,7 +756,7 @@
     <w:r>
       <w:tab/>
       <w:tab/>
-      <w:t>2026-10-06</w:t>
+      <w:t>2026-10-07</w:t>
       <w:br/>
       <w:br/>
     </w:r>

--- a/klagomål/A 40041-2026 FSC-klagomål.docx
+++ b/klagomål/A 40041-2026 FSC-klagomål.docx
@@ -756,7 +756,7 @@
     <w:r>
       <w:tab/>
       <w:tab/>
-      <w:t>2026-10-07</w:t>
+      <w:t>2026-10-08</w:t>
       <w:br/>
       <w:br/>
     </w:r>

--- a/klagomål/A 40041-2026 FSC-klagomål.docx
+++ b/klagomål/A 40041-2026 FSC-klagomål.docx
@@ -756,7 +756,7 @@
     <w:r>
       <w:tab/>
       <w:tab/>
-      <w:t>2026-10-08</w:t>
+      <w:t>2026-10-09</w:t>
       <w:br/>
       <w:br/>
     </w:r>

--- a/klagomål/A 40041-2026 FSC-klagomål.docx
+++ b/klagomål/A 40041-2026 FSC-klagomål.docx
@@ -756,7 +756,7 @@
     <w:r>
       <w:tab/>
       <w:tab/>
-      <w:t>2026-10-09</w:t>
+      <w:t>2026-10-10</w:t>
       <w:br/>
       <w:br/>
     </w:r>

--- a/klagomål/A 40041-2026 FSC-klagomål.docx
+++ b/klagomål/A 40041-2026 FSC-klagomål.docx
@@ -756,7 +756,7 @@
     <w:r>
       <w:tab/>
       <w:tab/>
-      <w:t>2026-10-10</w:t>
+      <w:t>2026-10-11</w:t>
       <w:br/>
       <w:br/>
     </w:r>

--- a/klagomål/A 40041-2026 FSC-klagomål.docx
+++ b/klagomål/A 40041-2026 FSC-klagomål.docx
@@ -178,7 +178,7 @@
       <w:r>
         <w:drawing>
           <wp:inline xmlns:a="http://schemas.openxmlformats.org/drawingml/2006/main" xmlns:pic="http://schemas.openxmlformats.org/drawingml/2006/picture">
-            <wp:extent cx="5486400" cy="4360840"/>
+            <wp:extent cx="5486400" cy="4477732"/>
             <wp:docPr id="1" name="Picture 1"/>
             <wp:cNvGraphicFramePr>
               <a:graphicFrameLocks noChangeAspect="1"/>
@@ -199,7 +199,7 @@
                   <pic:spPr>
                     <a:xfrm>
                       <a:off x="0" y="0"/>
-                      <a:ext cx="5486400" cy="4360840"/>
+                      <a:ext cx="5486400" cy="4477732"/>
                     </a:xfrm>
                     <a:prstGeom prst="rect"/>
                   </pic:spPr>
@@ -221,7 +221,7 @@
     </w:p>
     <w:p>
       <w:r>
-        <w:t>I avverkningsanmälan finns fynd av 1 naturvårdsarter, varav 1 är rödlistad och 1 är fridlyst: kungsörn (NT, §4). Se Figur 1.</w:t>
+        <w:t>I avverkningsanmälan finns fynd av 5 naturvårdsarter, varav 3 är rödlistade, 3 är fridlysta, 3 är typiska (T) och 1 är signalart (S): garnlav (VU, T), kungsörn (NT, §4), talltita (NT, §4), mindre märgborre (S, T) och järpe (T, §4). Se Figur 1.</w:t>
       </w:r>
     </w:p>
     <w:p>
@@ -252,10 +252,108 @@
         <w:rPr>
           <w:b/>
         </w:rPr>
+        <w:t>Garnlav (VU)</w:t>
+      </w:r>
+      <w:r>
+        <w:t xml:space="preserve"> är en utpräglad barrskogsart som ibland kan drapera träden i norrländska grannaturskogar med hög luftfuktighet. Den förekommer även i talldominerade bestånd där den, förutom i trädens grenverk, påträffas hängande över ojämnheter i tallbarken. Arten har minskat starkt i södra och mellersta Sverige och den minskar även i sitt nordliga utbredningsområde. Minskningstakten uppgår till 30 (20–50) % inom 50 år och överstiger gränsvärdet för Sårbar (VU). Orsaken till tillbakagången beror främst på slutavverkningar av naturskogsartade skogar. Bestånd med riklig förekomst bör regelmässigt sparas, vilket även gynnar flera andra sällsynta och rödlistade arter. Garnlav är värdväxt för den mycket sällsynta och akut hotade fjärilen barrskogslavfly (CR) som hör hemma i boreala barrskogar med riklig förekomst av värdväxten. Tidigare kunde arten konstateras årligen på flera platser vid Dala-Floda i Dalarna innan lokalerna kalavverkades. Senaste fyndet i landet av barrskogslavfly är från år 2000 då den påträffades vid Högberget i Sollefteå kommun. Garnlav är typisk art för </w:t>
+      </w:r>
+      <w:r>
+        <w:rPr>
+          <w:i/>
+        </w:rPr>
+        <w:t xml:space="preserve">9010 Taiga </w:t>
+      </w:r>
+      <w:r>
+        <w:t>och</w:t>
+      </w:r>
+      <w:r>
+        <w:rPr>
+          <w:i/>
+        </w:rPr>
+        <w:t xml:space="preserve"> 9070 Trädklädd betesmark</w:t>
+      </w:r>
+      <w:r>
+        <w:t xml:space="preserve"> (SLU Artdatabanken, 2026).</w:t>
+      </w:r>
+    </w:p>
+    <w:p>
+      <w:r>
+        <w:rPr>
+          <w:b/>
+        </w:rPr>
         <w:t>Kungsörn (NT, §4)</w:t>
       </w:r>
       <w:r>
         <w:t xml:space="preserve"> är rödlistad som nära hotad och upptagen i bilaga 1 EU:s fågeldirektiv. Boträd får inte avverkas och skyddande skog bör vid avverkning alltid sparas runt örnbon, även runt s.k. alternativbon. Som utgångspunkt vid bedömning av hur mycket skog som skall lämnas runt boträdet bör 200 meters radie gälla. Under häckningsperioden (1 januari till 31 augusti) är kungsörnen störningskänslig och inga skogsbruksåtgärder eller andra störande verksamheter får förekomma närmare än 500 m från boet under den tiden. Arealen på det sparade skogspartiet kan uppgå till åtskilliga tiotals hektar beroende på t.ex. topografi, vindexponering och insyn. Det är även värdefullt om sammanhängande skog kan lämnas i någon riktning. Avverkning av gammelskog i bergsbranter och annan svår terräng måste undvikas (SLU Artdatabanken, 2024; Skogsstyrelsen, 2016).</w:t>
+      </w:r>
+    </w:p>
+    <w:p>
+      <w:r>
+        <w:rPr>
+          <w:b/>
+        </w:rPr>
+        <w:t>Talltita (NT, §4)</w:t>
+      </w:r>
+      <w:r>
+        <w:t>, rödlistad som nära hotad och prioriterad art i Skogsvårdslagen, har häckningsrevir i anmälan. Arten har minskat kraftigt de senaste 30 åren och minskningstakten innevarande 10-årsperiod beräknas till 20 (10–30) %. Talltitan är synnerligen trogen sitt cirka 15 hektar stora revir och är beroende av flerskiktade olikåldriga skogar för att kunna föda upp sina ungar. Talltitan försvinner om dess livsmiljö kalavverkas (Eggers &amp; Low, 2014; Ekman, 1979; Griesser et al, 2007; Klein, 2020; Siffczyk et al, 2003; SLU Artdatabanken, 2021).</w:t>
+      </w:r>
+    </w:p>
+    <w:p>
+      <w:r>
+        <w:rPr>
+          <w:b/>
+        </w:rPr>
+        <w:t>Mindre märgborre</w:t>
+      </w:r>
+      <w:r>
+        <w:t xml:space="preserve"> är en signalart för tallskog med höga naturvärden och betraktas tillsammans med skarptandad barkborre som nyckelarter för ett antal sällsynta åtgärdsprogramsarter som är beroende av deras gångsystem. Bland dessa kan nämnas avlång barkborre (VU), </w:t>
+      </w:r>
+      <w:r>
+        <w:rPr>
+          <w:i/>
+        </w:rPr>
+        <w:t>Corticeus longulus</w:t>
+      </w:r>
+      <w:r>
+        <w:t xml:space="preserve"> (VU), tallgångbagge (VU), cholodkovskys bastborre (NT) och tallbarksvartbagge (NT). Den mindre märgborrens måsvingeliknande gnaggångar är lätta att känna igen och hittas ofta på grova tallgrenar på marken. Rika förekomster av främst mindre märgborre men även skarptandad barkborre är en signal för artrikedom och inventeringar har visat att det är i skogar med en naturlig självgallring som det skapas förutsättningar för dessa arter samt de efterföljande åtgärdsprogramsarterna. Tallskogar med stark förekomst av mindre märgborre och skarptandad barkborre bör avsättas som reservat. Generellt bör hänsyn tas vid slutavverkning av talldominerad skog så att avverkningsrester som gren- och toppdelar lämnas. Mindre märgborre är typisk art för </w:t>
+      </w:r>
+      <w:r>
+        <w:rPr>
+          <w:i/>
+        </w:rPr>
+        <w:t>9060 Åsbarrskog</w:t>
+      </w:r>
+      <w:r>
+        <w:t xml:space="preserve"> (SLU Artdatabanken, 2026; Pettersson, 2014; Hedgren, 2012; Gunnarsson m fl., 1999).</w:t>
+      </w:r>
+    </w:p>
+    <w:p>
+      <w:r>
+        <w:rPr>
+          <w:b/>
+        </w:rPr>
+        <w:t>Järpe (§4)</w:t>
+      </w:r>
+      <w:r>
+        <w:t xml:space="preserve">, som är upptagen i bilaga 1 och 2 EU:s fågeldirektiv, är mycket stationär inom sitt revir som är minst 25 hektar stort. Livsmiljöerna utgörs av tät barrskog med inblandning av lövträd och en väl utvecklad flerskiktad struktur med bärris och yngre eller undertryckta, täta granar i ett lägre skikt, ofta utmed bäckar och åar inne i den skyddande granskogen. Den överlever inte om dess livsmiljö kalavverkas och är även känslig för röjning, gallring och avverkning där unga granar och lövträd inte sparas i tillräcklig omfattning. Arten finns i sammanhängande grandominerad skog över hela Sverige men förekomsterna är betydligt glesare i Götaland än i övriga landet. Järpe är typisk art för </w:t>
+      </w:r>
+      <w:r>
+        <w:rPr>
+          <w:i/>
+        </w:rPr>
+        <w:t xml:space="preserve">9010 Taiga, 9080 Lövsumpskog </w:t>
+      </w:r>
+      <w:r>
+        <w:t xml:space="preserve">och </w:t>
+      </w:r>
+      <w:r>
+        <w:rPr>
+          <w:i/>
+        </w:rPr>
+        <w:t xml:space="preserve">9740 Skogsbevuxen myr </w:t>
+      </w:r>
+      <w:r>
+        <w:t>(SLU Artdatabanken, 2026).</w:t>
       </w:r>
     </w:p>
     <w:p>
@@ -364,7 +462,7 @@
         <w:rPr>
           <w:i/>
         </w:rPr>
-        <w:t>I det avverkningsanmälda skogsområdet har 1 naturvårdsarter varav 1 rödlistade arter sina livsmiljöer och växtplatser.</w:t>
+        <w:t>I det avverkningsanmälda skogsområdet har 5 naturvårdsarter varav 3 rödlistade arter sina livsmiljöer och växtplatser.</w:t>
       </w:r>
     </w:p>
     <w:p>
@@ -561,7 +659,9 @@
         <w:pStyle w:val="Title"/>
       </w:pPr>
       <w:r>
-        <w:t>BILAGA 1 – Fridlysta arter</w:t>
+        <w:t>BILAGA 1 –</w:t>
+        <w:br/>
+        <w:t>Fridlysta och rödlistade arter</w:t>
       </w:r>
     </w:p>
     <w:p>
@@ -617,6 +717,378 @@
     <w:p>
       <w:r>
         <w:t xml:space="preserve">SLU Artdatabanken, 2024. </w:t>
+      </w:r>
+      <w:r>
+        <w:rPr>
+          <w:i/>
+        </w:rPr>
+        <w:t xml:space="preserve">Artfaktablad. Naturvård – artfakta. </w:t>
+      </w:r>
+      <w:r>
+        <w:t>SLU Artdatabanken, Uppsala</w:t>
+      </w:r>
+    </w:p>
+    <w:p>
+      <w:pPr>
+        <w:pStyle w:val="Heading1"/>
+      </w:pPr>
+      <w:r>
+        <w:t>Talltita – ekologi samt krav på livsmiljön</w:t>
+      </w:r>
+    </w:p>
+    <w:p>
+      <w:r>
+        <w:t>Talltita är rödlistad som NT, fridlyst och prioriterad art i Skogsvårdslagen. Den omfattas av EU:s fågeldirektiv. Arten har minskat kraftigt de senaste 30 åren och minskningstakten innevarande 10-årsperiod beräknas till 20 (10–30) % (SLU Artdatabanken, 2022).</w:t>
+      </w:r>
+    </w:p>
+    <w:p>
+      <w:r>
+        <w:t>Talltita föredrar större sammanhängande barrskogar, och finns såväl i tallskog som granskog och i lövblandad barrskog. Skogens struktur är viktig och ska helst vara flerskiktad med riklig underväxt av mindre granar, björk och andra lövträd och buskar. Tillgång på murknande högstubbar är särskilt viktig, eftersom talltitan helst själv hackar ut sitt bohål (SLU Artdatabanken, 2022).</w:t>
+      </w:r>
+    </w:p>
+    <w:p>
+      <w:r>
+        <w:t>Det finns flera studier som visar att talltita är känslig för gallring och inte överlever när dess livsmiljö kalavverkas (Eggers and Low, 2014; Griesser et al., 2007; Klein, 2020). Talltitans revir är förhållandevis stora, 10–20 hektar och arten missgynnas när skogen fragmenteras. Kalavverkning av större delar av reviret innebär att det överges (Artdatabanken, 2021).</w:t>
+      </w:r>
+    </w:p>
+    <w:p>
+      <w:r>
+        <w:t>Talltitan är synnerligen trogen sitt revir så länge paret lever och biotopen förblir intakt. Paret stannar i sitt revir året om. En förlust av ett revir har därför en stor inverkan på den lokala populationen och trakthyggesbruket anses vara orsak till den svenska populationens kraftiga minskning. Talltiteparets revirtrohet innebär att närhelst under året man observerar en adult talltita så ingår denna plats i reviret (Siffczyk et al., 2003; Ekman, 1979).</w:t>
+      </w:r>
+    </w:p>
+    <w:p>
+      <w:pPr>
+        <w:pStyle w:val="Heading2"/>
+      </w:pPr>
+      <w:r>
+        <w:t>Referenser – talltita</w:t>
+      </w:r>
+    </w:p>
+    <w:p>
+      <w:r>
+        <w:t xml:space="preserve">Eggers, S., Low, M., 2014. </w:t>
+      </w:r>
+      <w:r>
+        <w:rPr>
+          <w:i/>
+        </w:rPr>
+        <w:t xml:space="preserve">Differential demographic responses of sympatric Parids to vegetation management in boreal forest. </w:t>
+      </w:r>
+      <w:r>
+        <w:t>For. Ecol. Manage. 319, 169–175.</w:t>
+      </w:r>
+    </w:p>
+    <w:p>
+      <w:r>
+        <w:t xml:space="preserve">Ekman, J., 1979. </w:t>
+      </w:r>
+      <w:r>
+        <w:rPr>
+          <w:i/>
+        </w:rPr>
+        <w:t xml:space="preserve">Coherence, composition and territories of winter social groups of the Willow Tit Parus montanus and the Crested Tit P. cristatus. </w:t>
+      </w:r>
+      <w:r>
+        <w:t>Ornis Scandinavica, 10, pp 56–68</w:t>
+      </w:r>
+    </w:p>
+    <w:p>
+      <w:r>
+        <w:t xml:space="preserve">Griesser, M., Nystrand, M., Eggers, S., Ekman, J., 2007. </w:t>
+      </w:r>
+      <w:r>
+        <w:rPr>
+          <w:i/>
+        </w:rPr>
+        <w:t xml:space="preserve">Impact of forestry practices on fitness correlates and population productivity in an open-nesting bird species. </w:t>
+      </w:r>
+      <w:r>
+        <w:t>Conserv. Biol. 21, 767–774. https://doi.org/10.1111/j.1523- 1739.2007.00675.x</w:t>
+      </w:r>
+    </w:p>
+    <w:p>
+      <w:r>
+        <w:t xml:space="preserve">Klein, J., 2020. </w:t>
+      </w:r>
+      <w:r>
+        <w:rPr>
+          <w:i/>
+        </w:rPr>
+        <w:t xml:space="preserve">The forgotten forest – On thinning, retention, and biodiversity in the boreal forest. </w:t>
+      </w:r>
+      <w:r>
+        <w:t>Doctoral Thesis No. 2020:50</w:t>
+      </w:r>
+    </w:p>
+    <w:p>
+      <w:r>
+        <w:t xml:space="preserve">Siffczyk, C., Brotons, L., Kangas, K., Orell, M., 2003. </w:t>
+      </w:r>
+      <w:r>
+        <w:rPr>
+          <w:i/>
+        </w:rPr>
+        <w:t xml:space="preserve">Home range size of willow tits. </w:t>
+      </w:r>
+      <w:r>
+        <w:t>Oecologica, 136, 635–642 (2003)</w:t>
+      </w:r>
+    </w:p>
+    <w:p>
+      <w:r>
+        <w:t xml:space="preserve">SLU Artdatabanken, 2021. </w:t>
+      </w:r>
+      <w:r>
+        <w:rPr>
+          <w:i/>
+        </w:rPr>
+        <w:t xml:space="preserve">Artfaktablad. Naturvård – artfakta. </w:t>
+      </w:r>
+      <w:r>
+        <w:t>SLU Artdatabanken, Uppsala</w:t>
+      </w:r>
+    </w:p>
+    <w:p>
+      <w:pPr>
+        <w:pStyle w:val="Heading1"/>
+      </w:pPr>
+      <w:r>
+        <w:t>Mindre märgborre – ekologi samt krav på livsmiljön</w:t>
+      </w:r>
+    </w:p>
+    <w:p>
+      <w:r>
+        <w:t xml:space="preserve">Mindre märgborre är en signalart för tallskog med höga naturvärden och kan lätt konstateras genom sina karaktäristiska måsvingeliknande gnagspår som ofta hittas på grova tallgrenar på marken. Mindre märgborre betraktas tillsammans med skarptandad barkborre som nyckelarter, eftersom en rad sällsynta efterföljande arter är beroende av deras gångsystem. Bland dessa kan nämnas åtgärdsprogramsarterna avlång barkborre (VU), </w:t>
+      </w:r>
+      <w:r>
+        <w:rPr>
+          <w:i/>
+        </w:rPr>
+        <w:t>Corticeus longulus</w:t>
+      </w:r>
+      <w:r>
+        <w:t xml:space="preserve"> (VU), tallgångbagge (VU), cholodkovskys bastborre (NT) och tallbarksvartbagge (NT) (Pettersson, 2014; Gunnarsson m fl., 1999).</w:t>
+      </w:r>
+    </w:p>
+    <w:p>
+      <w:r>
+        <w:t>Tallskogar tillhör de livsmiljöer som förändrats i stor skala, där många kvadratmil har omvandlats till unga produktionsskogar. I sådana skogar saknas förutsättningar för de ovannämnda sällsynta barkborrarna och alltmer kunskap tyder på att skogsbrukets omvandling av skogslandskapet, missgynnar åtgärdsprogrammets arter även inne i skyddade områden (Hedgren, 2012; Hedgren m.fl., 2010; Wikars m.fl., 2010; Wikars, 2009). Orsaken är sannolikt att dagens intensiva skogsbruk trivialiserar faunan på nydöda träd. Detta sker genom att generalister förökas upp i sådan grad i den brukade skogen att dessa även kommer att dominera i de för hållandevis små och fragmenterade områden som avsätts för naturvård (Appelqvist, 2005; Janzen, 1983; Ås, 1999).</w:t>
+      </w:r>
+    </w:p>
+    <w:p>
+      <w:r>
+        <w:t>Ett tydligt exempel på en generalist som gynnas av dagens skogsbruk är större märgborre på nydöd tall. Denna utvecklas förutom i vindfällen gärna i avverkningsavfall, inklusive avverkningsstubbar och röjningsstammar. Därmed har den större märgborren möjlighet att upprätthålla stora och stabila populationer på huvuddelen av landets skogsmark, vilket leder till en trivialisering av faunan. Större märgborre inverkar sannolikt direkt negativt på arter som tolvtandad barkborre (EN) och avlång barkborre (VU), och indirekt på de som är gynnade av blånadssvampar, dvs. följearter till framförallt mindre märgborre och skarptandad barkborre. De barkborrar som missgynnas av större märgborre är i mycket högre grad gynnade av tallar som dör genom självgallring, dvs. i normalfallet skog som inte används till skogsproduktion (Pettersson, 2014; Wikars, skriftl.).</w:t>
+      </w:r>
+    </w:p>
+    <w:p>
+      <w:r>
+        <w:t xml:space="preserve">Rika förekomster av främst mindre märgborre men även skarptandad barkborre är en signal för artrikedom och inventeringar har visat att det är i skogar med en naturlig självgallring som det skapas förutsättningar för dessa arter samt de efterföljande åtgärdsprogramsarterna (Pettersson, 2014; Hedgren, 2012). Tallskogar med stark förekomst av mindre märgborre och skarptandad barkborre bör avsättas som reservat. Generellt bör hänsyn tas vid slutavverkning av talldominerad skog så att avverkningsrester som gren- och toppdelar (s.k. GROT) lämnas. Mindre märgborre är typisk art för </w:t>
+      </w:r>
+      <w:r>
+        <w:rPr>
+          <w:i/>
+        </w:rPr>
+        <w:t>9060 Åsbarrskog</w:t>
+      </w:r>
+      <w:r>
+        <w:t xml:space="preserve"> (Pettersson, 2014; SLU Artdatabanken, 2026).</w:t>
+      </w:r>
+    </w:p>
+    <w:p>
+      <w:pPr>
+        <w:pStyle w:val="Heading2"/>
+      </w:pPr>
+      <w:r>
+        <w:t>Referenser – mindre märgborre</w:t>
+      </w:r>
+    </w:p>
+    <w:p>
+      <w:r>
+        <w:t xml:space="preserve">Appelqvist, T., 2005. </w:t>
+      </w:r>
+      <w:r>
+        <w:rPr>
+          <w:i/>
+        </w:rPr>
+        <w:t>Naturvårdsbiologisk forskning. Underlag för områdesskydd i landskapet.</w:t>
+      </w:r>
+      <w:r>
+        <w:t xml:space="preserve"> Naturvårdsverket, Rapport 5452.</w:t>
+      </w:r>
+    </w:p>
+    <w:p>
+      <w:r>
+        <w:t xml:space="preserve">Gunnarsson, B., Pettersson, R. B., Hake, M. och Hultengren, S. &amp; Sjöberg, K., 1999. </w:t>
+      </w:r>
+      <w:r>
+        <w:rPr>
+          <w:i/>
+        </w:rPr>
+        <w:t xml:space="preserve">Spindlar och skalbaggar som indikatorer i barrskog. </w:t>
+      </w:r>
+      <w:r>
+        <w:t>Skog &amp; Forskning, Nr. 2/99, s. 46–51.</w:t>
+      </w:r>
+    </w:p>
+    <w:p>
+      <w:r>
+        <w:t xml:space="preserve">Hedgren, O., 2012. </w:t>
+      </w:r>
+      <w:r>
+        <w:rPr>
+          <w:i/>
+        </w:rPr>
+        <w:t>Hotade insekter på tallved i Dalarna.</w:t>
+      </w:r>
+      <w:r>
+        <w:t xml:space="preserve"> Länsstyrelsen Dalarna, Naturvårdsenheten. Rapport 2012:16.</w:t>
+      </w:r>
+    </w:p>
+    <w:p>
+      <w:r>
+        <w:t xml:space="preserve">Hedgren, O. 2010. </w:t>
+      </w:r>
+      <w:r>
+        <w:rPr>
+          <w:i/>
+        </w:rPr>
+        <w:t>Vedinsekter i tallskog och på brandfält i Värmland.</w:t>
+      </w:r>
+      <w:r>
+        <w:t xml:space="preserve"> Länsstyrelsen Värmland, Stencil, 39 s.</w:t>
+      </w:r>
+    </w:p>
+    <w:p>
+      <w:r>
+        <w:t xml:space="preserve">Janzen, D. H., 1983. </w:t>
+      </w:r>
+      <w:r>
+        <w:rPr>
+          <w:i/>
+        </w:rPr>
+        <w:t>No park is an island: Increase in interference from outside as park size decreases</w:t>
+      </w:r>
+      <w:r>
+        <w:t>. Oikos 41: 402–410.</w:t>
+      </w:r>
+    </w:p>
+    <w:p>
+      <w:r>
+        <w:t xml:space="preserve">Jonsell, M., Weslien, J. &amp; Ehn ström, B., 1998. </w:t>
+      </w:r>
+      <w:r>
+        <w:rPr>
+          <w:i/>
+        </w:rPr>
+        <w:t>Substrate requirements of red-listed saproxylic invertebrates in Sweden</w:t>
+      </w:r>
+      <w:r>
+        <w:t>. Biodiversity and Conserv. 7: 749–764.</w:t>
+      </w:r>
+    </w:p>
+    <w:p>
+      <w:r>
+        <w:t xml:space="preserve">Pettersson, R. B., 2014). </w:t>
+      </w:r>
+      <w:r>
+        <w:rPr>
+          <w:i/>
+        </w:rPr>
+        <w:t>Åtgärdsprogram för skalbaggar på nyligen död tall, 2014–2018.</w:t>
+      </w:r>
+      <w:r>
+        <w:t xml:space="preserve"> Rapport 6599. Bromma: Naturvårdsverket.</w:t>
+      </w:r>
+    </w:p>
+    <w:p>
+      <w:r>
+        <w:t xml:space="preserve">SLU Artdatabanken, 2026. </w:t>
+      </w:r>
+      <w:r>
+        <w:rPr>
+          <w:i/>
+        </w:rPr>
+        <w:t xml:space="preserve">Artfaktablad. Naturvård – artfakta. </w:t>
+      </w:r>
+      <w:r>
+        <w:t>SLU Artdatabanken, Uppsala.</w:t>
+      </w:r>
+    </w:p>
+    <w:p>
+      <w:r>
+        <w:t xml:space="preserve">Wikars, L.-O., Hansson, J. &amp; Hedgren, O., 2010. </w:t>
+      </w:r>
+      <w:r>
+        <w:rPr>
+          <w:i/>
+        </w:rPr>
+        <w:t>Inventering av vedlevande skalbaggar – tallskogar i Örebro län.</w:t>
+      </w:r>
+      <w:r>
+        <w:t xml:space="preserve"> Länsstyrelsen i Örebro län, publ.nr. 2010:2.</w:t>
+      </w:r>
+    </w:p>
+    <w:p>
+      <w:r>
+        <w:t xml:space="preserve">Wikars, L.-O., 2009. </w:t>
+      </w:r>
+      <w:r>
+        <w:rPr>
+          <w:i/>
+        </w:rPr>
+        <w:t>Vedskalbaggar i Hamra nationalpark, Gävleborgs län.</w:t>
+      </w:r>
+      <w:r>
+        <w:t xml:space="preserve"> Länsstyrelsen Gävleborg, Rapport 2009:14.</w:t>
+      </w:r>
+    </w:p>
+    <w:p>
+      <w:pPr>
+        <w:pStyle w:val="Heading1"/>
+      </w:pPr>
+      <w:r>
+        <w:t>Järpe – ekologi samt krav på livsmiljön</w:t>
+      </w:r>
+    </w:p>
+    <w:p>
+      <w:r>
+        <w:t>Järpe är fridlyst enligt 4§ artskyddsförordningen och upptagen i bilaga 1 och 2 EU:s fågeldirektiv. Den finns i sammanhängande grandominerad skog över hela Sverige men förekomsterna är betydligt glesare i Götaland än i övriga landet. Järpen har sina livsmiljöer i tät barrskog med inblandning av lövträd och en väl utvecklad flerskiktad struktur med bärris och yngre eller undertryckta, täta granar i ett lägre skikt, ofta utmed bäckar och åar inne i den skyddande granskogen (SLU Artdatabanken, 2026).</w:t>
+      </w:r>
+    </w:p>
+    <w:p>
+      <w:r>
+        <w:t xml:space="preserve">Arten behöver lämpliga skogsbestånd om sammanlagt minst 25 hektar. Den är mycket stationär inom sitt revir och när ett par etablerat sig stannar de så länge miljön är intakt. Den undviker öppen mark och förﬂyttar sig sällan över större öppna myrar eller åkermark, och är därför känslig för fragmentering. Järpen överlever inte om dess livsmiljö kalavverkas och är även känslig för röjning, gallring och avverkning där unga granar och lövträd inte sparas i tillräcklig omfattning.  Järpe är typisk art för </w:t>
+      </w:r>
+      <w:r>
+        <w:rPr>
+          <w:i/>
+        </w:rPr>
+        <w:t>9010 Taiga, 9740 Skogsbevuxen myr</w:t>
+      </w:r>
+      <w:r>
+        <w:t xml:space="preserve"> och </w:t>
+      </w:r>
+      <w:r>
+        <w:rPr>
+          <w:i/>
+        </w:rPr>
+        <w:t>9080 Lövsumpskog</w:t>
+      </w:r>
+      <w:r>
+        <w:t xml:space="preserve"> (SLU Artdatabanken, 2026).</w:t>
+      </w:r>
+    </w:p>
+    <w:p>
+      <w:pPr>
+        <w:pStyle w:val="Heading2"/>
+      </w:pPr>
+      <w:r>
+        <w:t>Referenser – järpe</w:t>
+      </w:r>
+    </w:p>
+    <w:p>
+      <w:r>
+        <w:t xml:space="preserve">SLU Artdatabanken, 2026. </w:t>
       </w:r>
       <w:r>
         <w:rPr>
@@ -756,7 +1228,7 @@
     <w:r>
       <w:tab/>
       <w:tab/>
-      <w:t>2026-10-11</w:t>
+      <w:t>2026-10-12</w:t>
       <w:br/>
       <w:br/>
     </w:r>

--- a/klagomål/A 40041-2026 FSC-klagomål.docx
+++ b/klagomål/A 40041-2026 FSC-klagomål.docx
@@ -1228,7 +1228,7 @@
     <w:r>
       <w:tab/>
       <w:tab/>
-      <w:t>2026-10-12</w:t>
+      <w:t>2026-10-13</w:t>
       <w:br/>
       <w:br/>
     </w:r>

--- a/klagomål/A 40041-2026 FSC-klagomål.docx
+++ b/klagomål/A 40041-2026 FSC-klagomål.docx
@@ -1228,7 +1228,7 @@
     <w:r>
       <w:tab/>
       <w:tab/>
-      <w:t>2026-10-13</w:t>
+      <w:t>2026-10-14</w:t>
       <w:br/>
       <w:br/>
     </w:r>

--- a/klagomål/A 40041-2026 FSC-klagomål.docx
+++ b/klagomål/A 40041-2026 FSC-klagomål.docx
@@ -1228,7 +1228,7 @@
     <w:r>
       <w:tab/>
       <w:tab/>
-      <w:t>2026-10-14</w:t>
+      <w:t>2026-10-15</w:t>
       <w:br/>
       <w:br/>
     </w:r>

--- a/klagomål/A 40041-2026 FSC-klagomål.docx
+++ b/klagomål/A 40041-2026 FSC-klagomål.docx
@@ -1228,7 +1228,7 @@
     <w:r>
       <w:tab/>
       <w:tab/>
-      <w:t>2026-10-15</w:t>
+      <w:t>2026-10-16</w:t>
       <w:br/>
       <w:br/>
     </w:r>

--- a/klagomål/A 40041-2026 FSC-klagomål.docx
+++ b/klagomål/A 40041-2026 FSC-klagomål.docx
@@ -1228,7 +1228,7 @@
     <w:r>
       <w:tab/>
       <w:tab/>
-      <w:t>2026-10-16</w:t>
+      <w:t>2026-10-17</w:t>
       <w:br/>
       <w:br/>
     </w:r>

--- a/klagomål/A 40041-2026 FSC-klagomål.docx
+++ b/klagomål/A 40041-2026 FSC-klagomål.docx
@@ -1228,7 +1228,7 @@
     <w:r>
       <w:tab/>
       <w:tab/>
-      <w:t>2026-10-17</w:t>
+      <w:t>2026-10-18</w:t>
       <w:br/>
       <w:br/>
     </w:r>

--- a/klagomål/A 40041-2026 FSC-klagomål.docx
+++ b/klagomål/A 40041-2026 FSC-klagomål.docx
@@ -1228,7 +1228,7 @@
     <w:r>
       <w:tab/>
       <w:tab/>
-      <w:t>2026-10-18</w:t>
+      <w:t>2026-10-19</w:t>
       <w:br/>
       <w:br/>
     </w:r>

--- a/klagomål/A 40041-2026 FSC-klagomål.docx
+++ b/klagomål/A 40041-2026 FSC-klagomål.docx
@@ -1228,7 +1228,7 @@
     <w:r>
       <w:tab/>
       <w:tab/>
-      <w:t>2026-10-19</w:t>
+      <w:t>2026-10-20</w:t>
       <w:br/>
       <w:br/>
     </w:r>

--- a/klagomål/A 40041-2026 FSC-klagomål.docx
+++ b/klagomål/A 40041-2026 FSC-klagomål.docx
@@ -1228,7 +1228,7 @@
     <w:r>
       <w:tab/>
       <w:tab/>
-      <w:t>2026-10-20</w:t>
+      <w:t>2026-10-21</w:t>
       <w:br/>
       <w:br/>
     </w:r>

--- a/klagomål/A 40041-2026 FSC-klagomål.docx
+++ b/klagomål/A 40041-2026 FSC-klagomål.docx
@@ -1228,7 +1228,7 @@
     <w:r>
       <w:tab/>
       <w:tab/>
-      <w:t>2026-10-21</w:t>
+      <w:t>2026-10-22</w:t>
       <w:br/>
       <w:br/>
     </w:r>

--- a/klagomål/A 40041-2026 FSC-klagomål.docx
+++ b/klagomål/A 40041-2026 FSC-klagomål.docx
@@ -1228,7 +1228,7 @@
     <w:r>
       <w:tab/>
       <w:tab/>
-      <w:t>2026-10-22</w:t>
+      <w:t>2026-10-23</w:t>
       <w:br/>
       <w:br/>
     </w:r>

--- a/klagomål/A 40041-2026 FSC-klagomål.docx
+++ b/klagomål/A 40041-2026 FSC-klagomål.docx
@@ -1228,7 +1228,7 @@
     <w:r>
       <w:tab/>
       <w:tab/>
-      <w:t>2026-10-23</w:t>
+      <w:t>2026-10-24</w:t>
       <w:br/>
       <w:br/>
     </w:r>

--- a/klagomål/A 40041-2026 FSC-klagomål.docx
+++ b/klagomål/A 40041-2026 FSC-klagomål.docx
@@ -1228,7 +1228,7 @@
     <w:r>
       <w:tab/>
       <w:tab/>
-      <w:t>2026-10-24</w:t>
+      <w:t>2026-10-25</w:t>
       <w:br/>
       <w:br/>
     </w:r>

--- a/klagomål/A 40041-2026 FSC-klagomål.docx
+++ b/klagomål/A 40041-2026 FSC-klagomål.docx
@@ -1228,7 +1228,7 @@
     <w:r>
       <w:tab/>
       <w:tab/>
-      <w:t>2026-10-25</w:t>
+      <w:t>2026-10-26</w:t>
       <w:br/>
       <w:br/>
     </w:r>

--- a/klagomål/A 40041-2026 FSC-klagomål.docx
+++ b/klagomål/A 40041-2026 FSC-klagomål.docx
@@ -1228,7 +1228,7 @@
     <w:r>
       <w:tab/>
       <w:tab/>
-      <w:t>2026-10-26</w:t>
+      <w:t>2026-10-27</w:t>
       <w:br/>
       <w:br/>
     </w:r>

--- a/klagomål/A 40041-2026 FSC-klagomål.docx
+++ b/klagomål/A 40041-2026 FSC-klagomål.docx
@@ -1228,7 +1228,7 @@
     <w:r>
       <w:tab/>
       <w:tab/>
-      <w:t>2026-10-27</w:t>
+      <w:t>2026-10-28</w:t>
       <w:br/>
       <w:br/>
     </w:r>

--- a/klagomål/A 40041-2026 FSC-klagomål.docx
+++ b/klagomål/A 40041-2026 FSC-klagomål.docx
@@ -1228,7 +1228,7 @@
     <w:r>
       <w:tab/>
       <w:tab/>
-      <w:t>2026-10-28</w:t>
+      <w:t>2026-10-29</w:t>
       <w:br/>
       <w:br/>
     </w:r>

--- a/klagomål/A 40041-2026 FSC-klagomål.docx
+++ b/klagomål/A 40041-2026 FSC-klagomål.docx
@@ -1228,7 +1228,7 @@
     <w:r>
       <w:tab/>
       <w:tab/>
-      <w:t>2026-10-29</w:t>
+      <w:t>2026-10-31</w:t>
       <w:br/>
       <w:br/>
     </w:r>
